--- a/pr-preview/pr-185/distributions.docx
+++ b/pr-preview/pr-185/distributions.docx
@@ -15,7 +15,7 @@
         <w:pStyle w:val="Date"/>
       </w:pPr>
       <w:r>
-        <w:t xml:space="preserve">Last modified: 2026-10-16 01:04:12 (PDT)</w:t>
+        <w:t xml:space="preserve">Last modified: 2026-10-16 02:00:47 (PDT)</w:t>
       </w:r>
     </w:p>
     <w:p>

--- a/pr-preview/pr-185/distributions.docx
+++ b/pr-preview/pr-185/distributions.docx
@@ -15,7 +15,7 @@
         <w:pStyle w:val="Date"/>
       </w:pPr>
       <w:r>
-        <w:t xml:space="preserve">Last modified: 2026-10-16 02:00:47 (PDT)</w:t>
+        <w:t xml:space="preserve">Last modified: 2026-10-16 02:24:44 (PDT)</w:t>
       </w:r>
     </w:p>
     <w:p>
@@ -36751,16 +36751,21 @@
         <w:t xml:space="preserve"> </w:t>
       </w:r>
       <m:oMath>
-        <m:acc>
-          <m:accPr>
-            <m:chr m:val="̃"/>
-          </m:accPr>
+        <m:limLow>
           <m:e>
             <m:r>
               <m:t>X</m:t>
             </m:r>
           </m:e>
-        </m:acc>
+          <m:lim>
+            <m:r>
+              <m:rPr>
+                <m:sty m:val="p"/>
+              </m:rPr>
+              <m:t>∼</m:t>
+            </m:r>
+          </m:lim>
+        </m:limLow>
         <m:r>
           <m:rPr>
             <m:sty m:val="p"/>
@@ -36879,16 +36884,21 @@
         <w:t xml:space="preserve"> </w:t>
       </w:r>
       <m:oMath>
-        <m:acc>
-          <m:accPr>
-            <m:chr m:val="̃"/>
-          </m:accPr>
+        <m:limLow>
           <m:e>
             <m:r>
               <m:t>μ</m:t>
             </m:r>
           </m:e>
-        </m:acc>
+          <m:lim>
+            <m:r>
+              <m:rPr>
+                <m:sty m:val="p"/>
+              </m:rPr>
+              <m:t>∼</m:t>
+            </m:r>
+          </m:lim>
+        </m:limLow>
         <m:r>
           <m:rPr>
             <m:sty m:val="p"/>
@@ -36982,16 +36992,21 @@
         <w:t xml:space="preserve"> </w:t>
       </w:r>
       <m:oMath>
-        <m:acc>
-          <m:accPr>
-            <m:chr m:val="̃"/>
-          </m:accPr>
+        <m:limLow>
           <m:e>
             <m:r>
               <m:t>X</m:t>
             </m:r>
           </m:e>
-        </m:acc>
+          <m:lim>
+            <m:r>
+              <m:rPr>
+                <m:sty m:val="p"/>
+              </m:rPr>
+              <m:t>∼</m:t>
+            </m:r>
+          </m:lim>
+        </m:limLow>
         <m:r>
           <m:rPr>
             <m:sty m:val="p"/>
@@ -37024,16 +37039,21 @@
             <m:grow/>
           </m:dPr>
           <m:e>
-            <m:acc>
-              <m:accPr>
-                <m:chr m:val="̃"/>
-              </m:accPr>
+            <m:limLow>
               <m:e>
                 <m:r>
                   <m:t>μ</m:t>
                 </m:r>
               </m:e>
-            </m:acc>
+              <m:lim>
+                <m:r>
+                  <m:rPr>
+                    <m:sty m:val="p"/>
+                  </m:rPr>
+                  <m:t>∼</m:t>
+                </m:r>
+              </m:lim>
+            </m:limLow>
             <m:r>
               <m:rPr>
                 <m:sty m:val="p"/>
@@ -37065,16 +37085,21 @@
         <w:t xml:space="preserve"> </w:t>
       </w:r>
       <m:oMath>
-        <m:acc>
-          <m:accPr>
-            <m:chr m:val="̃"/>
-          </m:accPr>
+        <m:limLow>
           <m:e>
             <m:r>
               <m:t>X</m:t>
             </m:r>
           </m:e>
-        </m:acc>
+          <m:lim>
+            <m:r>
+              <m:rPr>
+                <m:sty m:val="p"/>
+              </m:rPr>
+              <m:t>∼</m:t>
+            </m:r>
+          </m:lim>
+        </m:limLow>
       </m:oMath>
       <w:r>
         <w:t xml:space="preserve"> </w:t>
@@ -37104,32 +37129,42 @@
             </m:rPr>
             <m:t>(</m:t>
           </m:r>
-          <m:acc>
-            <m:accPr>
-              <m:chr m:val="̃"/>
-            </m:accPr>
+          <m:limLow>
             <m:e>
               <m:r>
                 <m:t>X</m:t>
               </m:r>
             </m:e>
-          </m:acc>
+            <m:lim>
+              <m:r>
+                <m:rPr>
+                  <m:sty m:val="p"/>
+                </m:rPr>
+                <m:t>∼</m:t>
+              </m:r>
+            </m:lim>
+          </m:limLow>
           <m:r>
             <m:rPr>
               <m:sty m:val="p"/>
             </m:rPr>
             <m:t>=</m:t>
           </m:r>
-          <m:acc>
-            <m:accPr>
-              <m:chr m:val="̃"/>
-            </m:accPr>
+          <m:limLow>
             <m:e>
               <m:r>
                 <m:t>x</m:t>
               </m:r>
             </m:e>
-          </m:acc>
+            <m:lim>
+              <m:r>
+                <m:rPr>
+                  <m:sty m:val="p"/>
+                </m:rPr>
+                <m:t>∼</m:t>
+              </m:r>
+            </m:lim>
+          </m:limLow>
           <m:r>
             <m:rPr>
               <m:sty m:val="p"/>
@@ -37285,32 +37320,42 @@
                     </m:rPr>
                     <m:t>(</m:t>
                   </m:r>
-                  <m:acc>
-                    <m:accPr>
-                      <m:chr m:val="̃"/>
-                    </m:accPr>
+                  <m:limLow>
                     <m:e>
                       <m:r>
                         <m:t>x</m:t>
                       </m:r>
                     </m:e>
-                  </m:acc>
+                    <m:lim>
+                      <m:r>
+                        <m:rPr>
+                          <m:sty m:val="p"/>
+                        </m:rPr>
+                        <m:t>∼</m:t>
+                      </m:r>
+                    </m:lim>
+                  </m:limLow>
                   <m:r>
                     <m:rPr>
                       <m:sty m:val="p"/>
                     </m:rPr>
                     <m:t>−</m:t>
                   </m:r>
-                  <m:acc>
-                    <m:accPr>
-                      <m:chr m:val="̃"/>
-                    </m:accPr>
+                  <m:limLow>
                     <m:e>
                       <m:r>
                         <m:t>μ</m:t>
                       </m:r>
                     </m:e>
-                  </m:acc>
+                    <m:lim>
+                      <m:r>
+                        <m:rPr>
+                          <m:sty m:val="p"/>
+                        </m:rPr>
+                        <m:t>∼</m:t>
+                      </m:r>
+                    </m:lim>
+                  </m:limLow>
                   <m:r>
                     <m:rPr>
                       <m:sty m:val="p"/>
@@ -37354,32 +37399,42 @@
                 </m:rPr>
                 <m:t>(</m:t>
               </m:r>
-              <m:acc>
-                <m:accPr>
-                  <m:chr m:val="̃"/>
-                </m:accPr>
+              <m:limLow>
                 <m:e>
                   <m:r>
                     <m:t>x</m:t>
                   </m:r>
                 </m:e>
-              </m:acc>
+                <m:lim>
+                  <m:r>
+                    <m:rPr>
+                      <m:sty m:val="p"/>
+                    </m:rPr>
+                    <m:t>∼</m:t>
+                  </m:r>
+                </m:lim>
+              </m:limLow>
               <m:r>
                 <m:rPr>
                   <m:sty m:val="p"/>
                 </m:rPr>
                 <m:t>−</m:t>
               </m:r>
-              <m:acc>
-                <m:accPr>
-                  <m:chr m:val="̃"/>
-                </m:accPr>
+              <m:limLow>
                 <m:e>
                   <m:r>
                     <m:t>μ</m:t>
                   </m:r>
                 </m:e>
-              </m:acc>
+                <m:lim>
+                  <m:r>
+                    <m:rPr>
+                      <m:sty m:val="p"/>
+                    </m:rPr>
+                    <m:t>∼</m:t>
+                  </m:r>
+                </m:lim>
+              </m:limLow>
               <m:r>
                 <m:rPr>
                   <m:sty m:val="p"/>
@@ -37397,16 +37452,21 @@
           <m:r>
             <m:t> </m:t>
           </m:r>
-          <m:acc>
-            <m:accPr>
-              <m:chr m:val="̃"/>
-            </m:accPr>
+          <m:limLow>
             <m:e>
               <m:r>
                 <m:t>x</m:t>
               </m:r>
             </m:e>
-          </m:acc>
+            <m:lim>
+              <m:r>
+                <m:rPr>
+                  <m:sty m:val="p"/>
+                </m:rPr>
+                <m:t>∼</m:t>
+              </m:r>
+            </m:lim>
+          </m:limLow>
           <m:r>
             <m:rPr>
               <m:sty m:val="p"/>
@@ -37700,16 +37760,21 @@
           </m:rPr>
           <m:t>(</m:t>
         </m:r>
-        <m:acc>
-          <m:accPr>
-            <m:chr m:val="̃"/>
-          </m:accPr>
+        <m:limLow>
           <m:e>
             <m:r>
               <m:t>X</m:t>
             </m:r>
           </m:e>
-        </m:acc>
+          <m:lim>
+            <m:r>
+              <m:rPr>
+                <m:sty m:val="p"/>
+              </m:rPr>
+              <m:t>∼</m:t>
+            </m:r>
+          </m:lim>
+        </m:limLow>
         <m:r>
           <m:rPr>
             <m:sty m:val="p"/>
@@ -37899,16 +37964,21 @@
         <w:t xml:space="preserve"> </w:t>
       </w:r>
       <m:oMath>
-        <m:acc>
-          <m:accPr>
-            <m:chr m:val="̃"/>
-          </m:accPr>
+        <m:limLow>
           <m:e>
             <m:r>
               <m:t>X</m:t>
             </m:r>
           </m:e>
-        </m:acc>
+          <m:lim>
+            <m:r>
+              <m:rPr>
+                <m:sty m:val="p"/>
+              </m:rPr>
+              <m:t>∼</m:t>
+            </m:r>
+          </m:lim>
+        </m:limLow>
         <m:r>
           <m:rPr>
             <m:sty m:val="p"/>
@@ -37941,16 +38011,21 @@
             <m:grow/>
           </m:dPr>
           <m:e>
-            <m:acc>
-              <m:accPr>
-                <m:chr m:val="̃"/>
-              </m:accPr>
+            <m:limLow>
               <m:e>
                 <m:r>
                   <m:t>μ</m:t>
                 </m:r>
               </m:e>
-            </m:acc>
+              <m:lim>
+                <m:r>
+                  <m:rPr>
+                    <m:sty m:val="p"/>
+                  </m:rPr>
+                  <m:t>∼</m:t>
+                </m:r>
+              </m:lim>
+            </m:limLow>
             <m:r>
               <m:rPr>
                 <m:sty m:val="p"/>
@@ -38057,16 +38132,21 @@
         <w:t xml:space="preserve"> </w:t>
       </w:r>
       <m:oMath>
-        <m:acc>
-          <m:accPr>
-            <m:chr m:val="̃"/>
-          </m:accPr>
+        <m:limLow>
           <m:e>
             <m:r>
               <m:t>X</m:t>
             </m:r>
           </m:e>
-        </m:acc>
+          <m:lim>
+            <m:r>
+              <m:rPr>
+                <m:sty m:val="p"/>
+              </m:rPr>
+              <m:t>∼</m:t>
+            </m:r>
+          </m:lim>
+        </m:limLow>
         <m:r>
           <m:rPr>
             <m:sty m:val="p"/>
@@ -38099,16 +38179,21 @@
             <m:grow/>
           </m:dPr>
           <m:e>
-            <m:acc>
-              <m:accPr>
-                <m:chr m:val="̃"/>
-              </m:accPr>
+            <m:limLow>
               <m:e>
                 <m:r>
                   <m:t>μ</m:t>
                 </m:r>
               </m:e>
-            </m:acc>
+              <m:lim>
+                <m:r>
+                  <m:rPr>
+                    <m:sty m:val="p"/>
+                  </m:rPr>
+                  <m:t>∼</m:t>
+                </m:r>
+              </m:lim>
+            </m:limLow>
             <m:r>
               <m:rPr>
                 <m:sty m:val="p"/>
@@ -38160,32 +38245,42 @@
           </m:rPr>
           <m:t>E</m:t>
         </m:r>
-        <m:acc>
-          <m:accPr>
-            <m:chr m:val="̃"/>
-          </m:accPr>
+        <m:limLow>
           <m:e>
             <m:r>
               <m:t>X</m:t>
             </m:r>
           </m:e>
-        </m:acc>
+          <m:lim>
+            <m:r>
+              <m:rPr>
+                <m:sty m:val="p"/>
+              </m:rPr>
+              <m:t>∼</m:t>
+            </m:r>
+          </m:lim>
+        </m:limLow>
         <m:r>
           <m:rPr>
             <m:sty m:val="p"/>
           </m:rPr>
           <m:t>=</m:t>
         </m:r>
-        <m:acc>
-          <m:accPr>
-            <m:chr m:val="̃"/>
-          </m:accPr>
+        <m:limLow>
           <m:e>
             <m:r>
               <m:t>μ</m:t>
             </m:r>
           </m:e>
-        </m:acc>
+          <m:lim>
+            <m:r>
+              <m:rPr>
+                <m:sty m:val="p"/>
+              </m:rPr>
+              <m:t>∼</m:t>
+            </m:r>
+          </m:lim>
+        </m:limLow>
       </m:oMath>
       <w:r>
         <w:t xml:space="preserve"> </w:t>
@@ -38234,16 +38329,21 @@
             <m:grow/>
           </m:dPr>
           <m:e>
-            <m:acc>
-              <m:accPr>
-                <m:chr m:val="̃"/>
-              </m:accPr>
+            <m:limLow>
               <m:e>
                 <m:r>
                   <m:t>X</m:t>
                 </m:r>
               </m:e>
-            </m:acc>
+              <m:lim>
+                <m:r>
+                  <m:rPr>
+                    <m:sty m:val="p"/>
+                  </m:rPr>
+                  <m:t>∼</m:t>
+                </m:r>
+              </m:lim>
+            </m:limLow>
           </m:e>
         </m:d>
         <m:r>
@@ -38498,16 +38598,21 @@
         <w:t xml:space="preserve"> </w:t>
       </w:r>
       <m:oMath>
-        <m:acc>
-          <m:accPr>
-            <m:chr m:val="̃"/>
-          </m:accPr>
+        <m:limLow>
           <m:e>
             <m:r>
               <m:t>μ</m:t>
             </m:r>
           </m:e>
-        </m:acc>
+          <m:lim>
+            <m:r>
+              <m:rPr>
+                <m:sty m:val="p"/>
+              </m:rPr>
+              <m:t>∼</m:t>
+            </m:r>
+          </m:lim>
+        </m:limLow>
         <m:r>
           <m:rPr>
             <m:sty m:val="p"/>
@@ -38791,32 +38896,42 @@
                 </m:rPr>
                 <m:t>(</m:t>
               </m:r>
-              <m:acc>
-                <m:accPr>
-                  <m:chr m:val="̃"/>
-                </m:accPr>
+              <m:limLow>
                 <m:e>
                   <m:r>
                     <m:t>X</m:t>
                   </m:r>
                 </m:e>
-              </m:acc>
+                <m:lim>
+                  <m:r>
+                    <m:rPr>
+                      <m:sty m:val="p"/>
+                    </m:rPr>
+                    <m:t>∼</m:t>
+                  </m:r>
+                </m:lim>
+              </m:limLow>
               <m:r>
                 <m:rPr>
                   <m:sty m:val="p"/>
                 </m:rPr>
                 <m:t>=</m:t>
               </m:r>
-              <m:acc>
-                <m:accPr>
-                  <m:chr m:val="̃"/>
-                </m:accPr>
+              <m:limLow>
                 <m:e>
                   <m:r>
                     <m:t>x</m:t>
                   </m:r>
                 </m:e>
-              </m:acc>
+                <m:lim>
+                  <m:r>
+                    <m:rPr>
+                      <m:sty m:val="p"/>
+                    </m:rPr>
+                    <m:t>∼</m:t>
+                  </m:r>
+                </m:lim>
+              </m:limLow>
               <m:r>
                 <m:rPr>
                   <m:sty m:val="p"/>
@@ -39314,32 +39429,42 @@
         <w:t xml:space="preserve"> </w:t>
       </w:r>
       <m:oMath>
-        <m:acc>
-          <m:accPr>
-            <m:chr m:val="̃"/>
-          </m:accPr>
+        <m:limLow>
           <m:e>
             <m:r>
               <m:t>x</m:t>
             </m:r>
           </m:e>
-        </m:acc>
+          <m:lim>
+            <m:r>
+              <m:rPr>
+                <m:sty m:val="p"/>
+              </m:rPr>
+              <m:t>∼</m:t>
+            </m:r>
+          </m:lim>
+        </m:limLow>
         <m:r>
           <m:rPr>
             <m:sty m:val="p"/>
           </m:rPr>
           <m:t>,</m:t>
         </m:r>
-        <m:acc>
-          <m:accPr>
-            <m:chr m:val="̃"/>
-          </m:accPr>
+        <m:limLow>
           <m:e>
             <m:r>
               <m:t>μ</m:t>
             </m:r>
           </m:e>
-        </m:acc>
+          <m:lim>
+            <m:r>
+              <m:rPr>
+                <m:sty m:val="p"/>
+              </m:rPr>
+              <m:t>∼</m:t>
+            </m:r>
+          </m:lim>
+        </m:limLow>
         <m:r>
           <m:rPr>
             <m:sty m:val="p"/>
@@ -39384,32 +39509,42 @@
                 </m:rPr>
                 <m:t>(</m:t>
               </m:r>
-              <m:acc>
-                <m:accPr>
-                  <m:chr m:val="̃"/>
-                </m:accPr>
+              <m:limLow>
                 <m:e>
                   <m:r>
                     <m:t>x</m:t>
                   </m:r>
                 </m:e>
-              </m:acc>
+                <m:lim>
+                  <m:r>
+                    <m:rPr>
+                      <m:sty m:val="p"/>
+                    </m:rPr>
+                    <m:t>∼</m:t>
+                  </m:r>
+                </m:lim>
+              </m:limLow>
               <m:r>
                 <m:rPr>
                   <m:sty m:val="p"/>
                 </m:rPr>
                 <m:t>−</m:t>
               </m:r>
-              <m:acc>
-                <m:accPr>
-                  <m:chr m:val="̃"/>
-                </m:accPr>
+              <m:limLow>
                 <m:e>
                   <m:r>
                     <m:t>μ</m:t>
                   </m:r>
                 </m:e>
-              </m:acc>
+                <m:lim>
+                  <m:r>
+                    <m:rPr>
+                      <m:sty m:val="p"/>
+                    </m:rPr>
+                    <m:t>∼</m:t>
+                  </m:r>
+                </m:lim>
+              </m:limLow>
               <m:r>
                 <m:rPr>
                   <m:sty m:val="p"/>
@@ -39453,32 +39588,42 @@
             </m:rPr>
             <m:t>(</m:t>
           </m:r>
-          <m:acc>
-            <m:accPr>
-              <m:chr m:val="̃"/>
-            </m:accPr>
+          <m:limLow>
             <m:e>
               <m:r>
                 <m:t>x</m:t>
               </m:r>
             </m:e>
-          </m:acc>
+            <m:lim>
+              <m:r>
+                <m:rPr>
+                  <m:sty m:val="p"/>
+                </m:rPr>
+                <m:t>∼</m:t>
+              </m:r>
+            </m:lim>
+          </m:limLow>
           <m:r>
             <m:rPr>
               <m:sty m:val="p"/>
             </m:rPr>
             <m:t>−</m:t>
           </m:r>
-          <m:acc>
-            <m:accPr>
-              <m:chr m:val="̃"/>
-            </m:accPr>
+          <m:limLow>
             <m:e>
               <m:r>
                 <m:t>μ</m:t>
               </m:r>
             </m:e>
-          </m:acc>
+            <m:lim>
+              <m:r>
+                <m:rPr>
+                  <m:sty m:val="p"/>
+                </m:rPr>
+                <m:t>∼</m:t>
+              </m:r>
+            </m:lim>
+          </m:limLow>
           <m:r>
             <m:rPr>
               <m:sty m:val="p"/>
@@ -39514,32 +39659,42 @@
         <w:t xml:space="preserve"> </w:t>
       </w:r>
       <m:oMath>
-        <m:acc>
-          <m:accPr>
-            <m:chr m:val="̃"/>
-          </m:accPr>
+        <m:limLow>
           <m:e>
             <m:r>
               <m:t>x</m:t>
             </m:r>
           </m:e>
-        </m:acc>
+          <m:lim>
+            <m:r>
+              <m:rPr>
+                <m:sty m:val="p"/>
+              </m:rPr>
+              <m:t>∼</m:t>
+            </m:r>
+          </m:lim>
+        </m:limLow>
         <m:r>
           <m:rPr>
             <m:sty m:val="p"/>
           </m:rPr>
           <m:t>=</m:t>
         </m:r>
-        <m:acc>
-          <m:accPr>
-            <m:chr m:val="̃"/>
-          </m:accPr>
+        <m:limLow>
           <m:e>
             <m:r>
               <m:t>μ</m:t>
             </m:r>
           </m:e>
-        </m:acc>
+          <m:lim>
+            <m:r>
+              <m:rPr>
+                <m:sty m:val="p"/>
+              </m:rPr>
+              <m:t>∼</m:t>
+            </m:r>
+          </m:lim>
+        </m:limLow>
       </m:oMath>
       <w:r>
         <w:t xml:space="preserve">.</w:t>
@@ -39616,32 +39771,42 @@
         <w:t xml:space="preserve"> </w:t>
       </w:r>
       <m:oMath>
-        <m:acc>
-          <m:accPr>
-            <m:chr m:val="̃"/>
-          </m:accPr>
+        <m:limLow>
           <m:e>
             <m:r>
               <m:t>x</m:t>
             </m:r>
           </m:e>
-        </m:acc>
+          <m:lim>
+            <m:r>
+              <m:rPr>
+                <m:sty m:val="p"/>
+              </m:rPr>
+              <m:t>∼</m:t>
+            </m:r>
+          </m:lim>
+        </m:limLow>
         <m:r>
           <m:rPr>
             <m:sty m:val="p"/>
           </m:rPr>
           <m:t>≠</m:t>
         </m:r>
-        <m:acc>
-          <m:accPr>
-            <m:chr m:val="̃"/>
-          </m:accPr>
+        <m:limLow>
           <m:e>
             <m:r>
               <m:t>μ</m:t>
             </m:r>
           </m:e>
-        </m:acc>
+          <m:lim>
+            <m:r>
+              <m:rPr>
+                <m:sty m:val="p"/>
+              </m:rPr>
+              <m:t>∼</m:t>
+            </m:r>
+          </m:lim>
+        </m:limLow>
       </m:oMath>
       <w:r>
         <w:t xml:space="preserve">, then</w:t>
@@ -39650,48 +39815,63 @@
         <w:t xml:space="preserve"> </w:t>
       </w:r>
       <m:oMath>
-        <m:acc>
-          <m:accPr>
-            <m:chr m:val="̃"/>
-          </m:accPr>
+        <m:limLow>
           <m:e>
             <m:r>
               <m:t>x</m:t>
             </m:r>
           </m:e>
-        </m:acc>
+          <m:lim>
+            <m:r>
+              <m:rPr>
+                <m:sty m:val="p"/>
+              </m:rPr>
+              <m:t>∼</m:t>
+            </m:r>
+          </m:lim>
+        </m:limLow>
         <m:r>
           <m:rPr>
             <m:sty m:val="p"/>
           </m:rPr>
           <m:t>−</m:t>
         </m:r>
-        <m:acc>
-          <m:accPr>
-            <m:chr m:val="̃"/>
-          </m:accPr>
+        <m:limLow>
           <m:e>
             <m:r>
               <m:t>μ</m:t>
             </m:r>
           </m:e>
-        </m:acc>
+          <m:lim>
+            <m:r>
+              <m:rPr>
+                <m:sty m:val="p"/>
+              </m:rPr>
+              <m:t>∼</m:t>
+            </m:r>
+          </m:lim>
+        </m:limLow>
         <m:r>
           <m:rPr>
             <m:sty m:val="p"/>
           </m:rPr>
           <m:t>≠</m:t>
         </m:r>
-        <m:acc>
-          <m:accPr>
-            <m:chr m:val="̃"/>
-          </m:accPr>
+        <m:limLow>
           <m:e>
             <m:r>
               <m:t>0</m:t>
             </m:r>
           </m:e>
-        </m:acc>
+          <m:lim>
+            <m:r>
+              <m:rPr>
+                <m:sty m:val="p"/>
+              </m:rPr>
+              <m:t>∼</m:t>
+            </m:r>
+          </m:lim>
+        </m:limLow>
       </m:oMath>
       <w:r>
         <w:t xml:space="preserve">,</w:t>
@@ -39726,32 +39906,42 @@
         <w:t xml:space="preserve"> </w:t>
       </w:r>
       <m:oMath>
-        <m:acc>
-          <m:accPr>
-            <m:chr m:val="̃"/>
-          </m:accPr>
+        <m:limLow>
           <m:e>
             <m:r>
               <m:t>x</m:t>
             </m:r>
           </m:e>
-        </m:acc>
+          <m:lim>
+            <m:r>
+              <m:rPr>
+                <m:sty m:val="p"/>
+              </m:rPr>
+              <m:t>∼</m:t>
+            </m:r>
+          </m:lim>
+        </m:limLow>
         <m:r>
           <m:rPr>
             <m:sty m:val="p"/>
           </m:rPr>
           <m:t>=</m:t>
         </m:r>
-        <m:acc>
-          <m:accPr>
-            <m:chr m:val="̃"/>
-          </m:accPr>
+        <m:limLow>
           <m:e>
             <m:r>
               <m:t>μ</m:t>
             </m:r>
           </m:e>
-        </m:acc>
+          <m:lim>
+            <m:r>
+              <m:rPr>
+                <m:sty m:val="p"/>
+              </m:rPr>
+              <m:t>∼</m:t>
+            </m:r>
+          </m:lim>
+        </m:limLow>
       </m:oMath>
       <w:r>
         <w:t xml:space="preserve">, then</w:t>
@@ -39760,48 +39950,63 @@
         <w:t xml:space="preserve"> </w:t>
       </w:r>
       <m:oMath>
-        <m:acc>
-          <m:accPr>
-            <m:chr m:val="̃"/>
-          </m:accPr>
+        <m:limLow>
           <m:e>
             <m:r>
               <m:t>x</m:t>
             </m:r>
           </m:e>
-        </m:acc>
+          <m:lim>
+            <m:r>
+              <m:rPr>
+                <m:sty m:val="p"/>
+              </m:rPr>
+              <m:t>∼</m:t>
+            </m:r>
+          </m:lim>
+        </m:limLow>
         <m:r>
           <m:rPr>
             <m:sty m:val="p"/>
           </m:rPr>
           <m:t>−</m:t>
         </m:r>
-        <m:acc>
-          <m:accPr>
-            <m:chr m:val="̃"/>
-          </m:accPr>
+        <m:limLow>
           <m:e>
             <m:r>
               <m:t>μ</m:t>
             </m:r>
           </m:e>
-        </m:acc>
+          <m:lim>
+            <m:r>
+              <m:rPr>
+                <m:sty m:val="p"/>
+              </m:rPr>
+              <m:t>∼</m:t>
+            </m:r>
+          </m:lim>
+        </m:limLow>
         <m:r>
           <m:rPr>
             <m:sty m:val="p"/>
           </m:rPr>
           <m:t>=</m:t>
         </m:r>
-        <m:acc>
-          <m:accPr>
-            <m:chr m:val="̃"/>
-          </m:accPr>
+        <m:limLow>
           <m:e>
             <m:r>
               <m:t>0</m:t>
             </m:r>
           </m:e>
-        </m:acc>
+          <m:lim>
+            <m:r>
+              <m:rPr>
+                <m:sty m:val="p"/>
+              </m:rPr>
+              <m:t>∼</m:t>
+            </m:r>
+          </m:lim>
+        </m:limLow>
       </m:oMath>
       <w:r>
         <w:t xml:space="preserve">,</w:t>
@@ -39886,32 +40091,42 @@
         <w:t xml:space="preserve"> </w:t>
       </w:r>
       <m:oMath>
-        <m:acc>
-          <m:accPr>
-            <m:chr m:val="̃"/>
-          </m:accPr>
+        <m:limLow>
           <m:e>
             <m:r>
               <m:t>x</m:t>
             </m:r>
           </m:e>
-        </m:acc>
+          <m:lim>
+            <m:r>
+              <m:rPr>
+                <m:sty m:val="p"/>
+              </m:rPr>
+              <m:t>∼</m:t>
+            </m:r>
+          </m:lim>
+        </m:limLow>
         <m:r>
           <m:rPr>
             <m:sty m:val="p"/>
           </m:rPr>
           <m:t>,</m:t>
         </m:r>
-        <m:acc>
-          <m:accPr>
-            <m:chr m:val="̃"/>
-          </m:accPr>
+        <m:limLow>
           <m:e>
             <m:r>
               <m:t>μ</m:t>
             </m:r>
           </m:e>
-        </m:acc>
+          <m:lim>
+            <m:r>
+              <m:rPr>
+                <m:sty m:val="p"/>
+              </m:rPr>
+              <m:t>∼</m:t>
+            </m:r>
+          </m:lim>
+        </m:limLow>
         <m:r>
           <m:rPr>
             <m:sty m:val="p"/>
@@ -39964,16 +40179,21 @@
         <w:t xml:space="preserve"> </w:t>
       </w:r>
       <m:oMath>
-        <m:acc>
-          <m:accPr>
-            <m:chr m:val="̃"/>
-          </m:accPr>
+        <m:limLow>
           <m:e>
             <m:r>
               <m:t>x</m:t>
             </m:r>
           </m:e>
-        </m:acc>
+          <m:lim>
+            <m:r>
+              <m:rPr>
+                <m:sty m:val="p"/>
+              </m:rPr>
+              <m:t>∼</m:t>
+            </m:r>
+          </m:lim>
+        </m:limLow>
       </m:oMath>
       <w:r>
         <w:t xml:space="preserve"> </w:t>
@@ -39985,16 +40205,21 @@
         <w:t xml:space="preserve"> </w:t>
       </w:r>
       <m:oMath>
-        <m:acc>
-          <m:accPr>
-            <m:chr m:val="̃"/>
-          </m:accPr>
+        <m:limLow>
           <m:e>
             <m:r>
               <m:t>μ</m:t>
             </m:r>
           </m:e>
-        </m:acc>
+          <m:lim>
+            <m:r>
+              <m:rPr>
+                <m:sty m:val="p"/>
+              </m:rPr>
+              <m:t>∼</m:t>
+            </m:r>
+          </m:lim>
+        </m:limLow>
       </m:oMath>
       <w:r>
         <w:t xml:space="preserve"> </w:t>
@@ -40041,16 +40266,21 @@
             </m:rPr>
             <m:t>(</m:t>
           </m:r>
-          <m:acc>
-            <m:accPr>
-              <m:chr m:val="̃"/>
-            </m:accPr>
+          <m:limLow>
             <m:e>
               <m:r>
                 <m:t>x</m:t>
               </m:r>
             </m:e>
-          </m:acc>
+            <m:lim>
+              <m:r>
+                <m:rPr>
+                  <m:sty m:val="p"/>
+                </m:rPr>
+                <m:t>∼</m:t>
+              </m:r>
+            </m:lim>
+          </m:limLow>
           <m:r>
             <m:rPr>
               <m:sty m:val="p"/>
@@ -40090,32 +40320,42 @@
                     </m:rPr>
                     <m:t>(</m:t>
                   </m:r>
-                  <m:acc>
-                    <m:accPr>
-                      <m:chr m:val="̃"/>
-                    </m:accPr>
+                  <m:limLow>
                     <m:e>
                       <m:r>
                         <m:t>x</m:t>
                       </m:r>
                     </m:e>
-                  </m:acc>
+                    <m:lim>
+                      <m:r>
+                        <m:rPr>
+                          <m:sty m:val="p"/>
+                        </m:rPr>
+                        <m:t>∼</m:t>
+                      </m:r>
+                    </m:lim>
+                  </m:limLow>
                   <m:r>
                     <m:rPr>
                       <m:sty m:val="p"/>
                     </m:rPr>
                     <m:t>−</m:t>
                   </m:r>
-                  <m:acc>
-                    <m:accPr>
-                      <m:chr m:val="̃"/>
-                    </m:accPr>
+                  <m:limLow>
                     <m:e>
                       <m:r>
                         <m:t>μ</m:t>
                       </m:r>
                     </m:e>
-                  </m:acc>
+                    <m:lim>
+                      <m:r>
+                        <m:rPr>
+                          <m:sty m:val="p"/>
+                        </m:rPr>
+                        <m:t>∼</m:t>
+                      </m:r>
+                    </m:lim>
+                  </m:limLow>
                   <m:r>
                     <m:rPr>
                       <m:sty m:val="p"/>
@@ -40159,32 +40399,42 @@
                 </m:rPr>
                 <m:t>(</m:t>
               </m:r>
-              <m:acc>
-                <m:accPr>
-                  <m:chr m:val="̃"/>
-                </m:accPr>
+              <m:limLow>
                 <m:e>
                   <m:r>
                     <m:t>x</m:t>
                   </m:r>
                 </m:e>
-              </m:acc>
+                <m:lim>
+                  <m:r>
+                    <m:rPr>
+                      <m:sty m:val="p"/>
+                    </m:rPr>
+                    <m:t>∼</m:t>
+                  </m:r>
+                </m:lim>
+              </m:limLow>
               <m:r>
                 <m:rPr>
                   <m:sty m:val="p"/>
                 </m:rPr>
                 <m:t>−</m:t>
               </m:r>
-              <m:acc>
-                <m:accPr>
-                  <m:chr m:val="̃"/>
-                </m:accPr>
+              <m:limLow>
                 <m:e>
                   <m:r>
                     <m:t>μ</m:t>
                   </m:r>
                 </m:e>
-              </m:acc>
+                <m:lim>
+                  <m:r>
+                    <m:rPr>
+                      <m:sty m:val="p"/>
+                    </m:rPr>
+                    <m:t>∼</m:t>
+                  </m:r>
+                </m:lim>
+              </m:limLow>
               <m:r>
                 <m:rPr>
                   <m:sty m:val="p"/>
@@ -40271,16 +40521,21 @@
         <w:t xml:space="preserve"> </w:t>
       </w:r>
       <m:oMath>
-        <m:acc>
-          <m:accPr>
-            <m:chr m:val="̃"/>
-          </m:accPr>
+        <m:limLow>
           <m:e>
             <m:r>
               <m:t>X</m:t>
             </m:r>
           </m:e>
-        </m:acc>
+          <m:lim>
+            <m:r>
+              <m:rPr>
+                <m:sty m:val="p"/>
+              </m:rPr>
+              <m:t>∼</m:t>
+            </m:r>
+          </m:lim>
+        </m:limLow>
         <m:r>
           <m:rPr>
             <m:sty m:val="p"/>
@@ -40313,16 +40568,21 @@
             <m:grow/>
           </m:dPr>
           <m:e>
-            <m:acc>
-              <m:accPr>
-                <m:chr m:val="̃"/>
-              </m:accPr>
+            <m:limLow>
               <m:e>
                 <m:r>
                   <m:t>μ</m:t>
                 </m:r>
               </m:e>
-            </m:acc>
+              <m:lim>
+                <m:r>
+                  <m:rPr>
+                    <m:sty m:val="p"/>
+                  </m:rPr>
+                  <m:t>∼</m:t>
+                </m:r>
+              </m:lim>
+            </m:limLow>
             <m:r>
               <m:rPr>
                 <m:sty m:val="p"/>
@@ -40366,32 +40626,42 @@
             </m:rPr>
             <m:t>(</m:t>
           </m:r>
-          <m:acc>
-            <m:accPr>
-              <m:chr m:val="̃"/>
-            </m:accPr>
+          <m:limLow>
             <m:e>
               <m:r>
                 <m:t>X</m:t>
               </m:r>
             </m:e>
-          </m:acc>
+            <m:lim>
+              <m:r>
+                <m:rPr>
+                  <m:sty m:val="p"/>
+                </m:rPr>
+                <m:t>∼</m:t>
+              </m:r>
+            </m:lim>
+          </m:limLow>
           <m:r>
             <m:rPr>
               <m:sty m:val="p"/>
             </m:rPr>
             <m:t>=</m:t>
           </m:r>
-          <m:acc>
-            <m:accPr>
-              <m:chr m:val="̃"/>
-            </m:accPr>
+          <m:limLow>
             <m:e>
               <m:r>
                 <m:t>x</m:t>
               </m:r>
             </m:e>
-          </m:acc>
+            <m:lim>
+              <m:r>
+                <m:rPr>
+                  <m:sty m:val="p"/>
+                </m:rPr>
+                <m:t>∼</m:t>
+              </m:r>
+            </m:lim>
+          </m:limLow>
           <m:r>
             <m:rPr>
               <m:sty m:val="p"/>
@@ -40528,16 +40798,21 @@
                     </m:rPr>
                     <m:t>(</m:t>
                   </m:r>
-                  <m:acc>
-                    <m:accPr>
-                      <m:chr m:val="̃"/>
-                    </m:accPr>
+                  <m:limLow>
                     <m:e>
                       <m:r>
                         <m:t>x</m:t>
                       </m:r>
                     </m:e>
-                  </m:acc>
+                    <m:lim>
+                      <m:r>
+                        <m:rPr>
+                          <m:sty m:val="p"/>
+                        </m:rPr>
+                        <m:t>∼</m:t>
+                      </m:r>
+                    </m:lim>
+                  </m:limLow>
                   <m:sSup>
                     <m:e>
                       <m:r>
@@ -40593,16 +40868,21 @@
         <w:t xml:space="preserve"> </w:t>
       </w:r>
       <m:oMath>
-        <m:acc>
-          <m:accPr>
-            <m:chr m:val="̃"/>
-          </m:accPr>
+        <m:limLow>
           <m:e>
             <m:r>
               <m:t>μ</m:t>
             </m:r>
           </m:e>
-        </m:acc>
+          <m:lim>
+            <m:r>
+              <m:rPr>
+                <m:sty m:val="p"/>
+              </m:rPr>
+              <m:t>∼</m:t>
+            </m:r>
+          </m:lim>
+        </m:limLow>
       </m:oMath>
       <w:r>
         <w:t xml:space="preserve"> </w:t>
@@ -40648,32 +40928,42 @@
         <w:t xml:space="preserve"> </w:t>
       </w:r>
       <m:oMath>
-        <m:acc>
-          <m:accPr>
-            <m:chr m:val="̃"/>
-          </m:accPr>
+        <m:limLow>
           <m:e>
             <m:r>
               <m:t>x</m:t>
             </m:r>
           </m:e>
-        </m:acc>
+          <m:lim>
+            <m:r>
+              <m:rPr>
+                <m:sty m:val="p"/>
+              </m:rPr>
+              <m:t>∼</m:t>
+            </m:r>
+          </m:lim>
+        </m:limLow>
         <m:r>
           <m:rPr>
             <m:sty m:val="p"/>
           </m:rPr>
           <m:t>=</m:t>
         </m:r>
-        <m:acc>
-          <m:accPr>
-            <m:chr m:val="̃"/>
-          </m:accPr>
+        <m:limLow>
           <m:e>
             <m:r>
               <m:t>μ</m:t>
             </m:r>
           </m:e>
-        </m:acc>
+          <m:lim>
+            <m:r>
+              <m:rPr>
+                <m:sty m:val="p"/>
+              </m:rPr>
+              <m:t>∼</m:t>
+            </m:r>
+          </m:lim>
+        </m:limLow>
       </m:oMath>
       <w:r>
         <w:t xml:space="preserve">,</w:t>
@@ -40700,16 +40990,21 @@
           </m:rPr>
           <m:t>(</m:t>
         </m:r>
-        <m:acc>
-          <m:accPr>
-            <m:chr m:val="̃"/>
-          </m:accPr>
+        <m:limLow>
           <m:e>
             <m:r>
               <m:t>x</m:t>
             </m:r>
           </m:e>
-        </m:acc>
+          <m:lim>
+            <m:r>
+              <m:rPr>
+                <m:sty m:val="p"/>
+              </m:rPr>
+              <m:t>∼</m:t>
+            </m:r>
+          </m:lim>
+        </m:limLow>
         <m:r>
           <m:rPr>
             <m:sty m:val="p"/>
@@ -40733,16 +41028,21 @@
         <w:t xml:space="preserve"> </w:t>
       </w:r>
       <m:oMath>
-        <m:acc>
-          <m:accPr>
-            <m:chr m:val="̃"/>
-          </m:accPr>
+        <m:limLow>
           <m:e>
             <m:r>
               <m:t>x</m:t>
             </m:r>
           </m:e>
-        </m:acc>
+          <m:lim>
+            <m:r>
+              <m:rPr>
+                <m:sty m:val="p"/>
+              </m:rPr>
+              <m:t>∼</m:t>
+            </m:r>
+          </m:lim>
+        </m:limLow>
       </m:oMath>
       <w:r>
         <w:t xml:space="preserve"> </w:t>
@@ -40766,16 +41066,21 @@
           </m:rPr>
           <m:t>(</m:t>
         </m:r>
-        <m:acc>
-          <m:accPr>
-            <m:chr m:val="̃"/>
-          </m:accPr>
+        <m:limLow>
           <m:e>
             <m:r>
               <m:t>x</m:t>
             </m:r>
           </m:e>
-        </m:acc>
+          <m:lim>
+            <m:r>
+              <m:rPr>
+                <m:sty m:val="p"/>
+              </m:rPr>
+              <m:t>∼</m:t>
+            </m:r>
+          </m:lim>
+        </m:limLow>
         <m:r>
           <m:rPr>
             <m:sty m:val="p"/>
@@ -40958,16 +41263,21 @@
           </m:rPr>
           <m:t>(</m:t>
         </m:r>
-        <m:acc>
-          <m:accPr>
-            <m:chr m:val="̃"/>
-          </m:accPr>
+        <m:limLow>
           <m:e>
             <m:r>
               <m:t>x</m:t>
             </m:r>
           </m:e>
-        </m:acc>
+          <m:lim>
+            <m:r>
+              <m:rPr>
+                <m:sty m:val="p"/>
+              </m:rPr>
+              <m:t>∼</m:t>
+            </m:r>
+          </m:lim>
+        </m:limLow>
         <m:r>
           <m:rPr>
             <m:sty m:val="p"/>
@@ -40994,32 +41304,42 @@
         <w:t xml:space="preserve"> </w:t>
       </w:r>
       <m:oMath>
-        <m:acc>
-          <m:accPr>
-            <m:chr m:val="̃"/>
-          </m:accPr>
+        <m:limLow>
           <m:e>
             <m:r>
               <m:t>x</m:t>
             </m:r>
           </m:e>
-        </m:acc>
+          <m:lim>
+            <m:r>
+              <m:rPr>
+                <m:sty m:val="p"/>
+              </m:rPr>
+              <m:t>∼</m:t>
+            </m:r>
+          </m:lim>
+        </m:limLow>
         <m:r>
           <m:rPr>
             <m:sty m:val="p"/>
           </m:rPr>
           <m:t>=</m:t>
         </m:r>
-        <m:acc>
-          <m:accPr>
-            <m:chr m:val="̃"/>
-          </m:accPr>
+        <m:limLow>
           <m:e>
             <m:r>
               <m:t>μ</m:t>
             </m:r>
           </m:e>
-        </m:acc>
+          <m:lim>
+            <m:r>
+              <m:rPr>
+                <m:sty m:val="p"/>
+              </m:rPr>
+              <m:t>∼</m:t>
+            </m:r>
+          </m:lim>
+        </m:limLow>
       </m:oMath>
       <w:r>
         <w:t xml:space="preserve">.</w:t>
@@ -41315,16 +41635,21 @@
             </m:rPr>
             <m:t>(</m:t>
           </m:r>
-          <m:acc>
-            <m:accPr>
-              <m:chr m:val="̃"/>
-            </m:accPr>
+          <m:limLow>
             <m:e>
               <m:r>
                 <m:t>x</m:t>
               </m:r>
             </m:e>
-          </m:acc>
+            <m:lim>
+              <m:r>
+                <m:rPr>
+                  <m:sty m:val="p"/>
+                </m:rPr>
+                <m:t>∼</m:t>
+              </m:r>
+            </m:lim>
+          </m:limLow>
           <m:sSup>
             <m:e>
               <m:r>
@@ -41531,16 +41856,21 @@
           </m:rPr>
           <m:t>(</m:t>
         </m:r>
-        <m:acc>
-          <m:accPr>
-            <m:chr m:val="̃"/>
-          </m:accPr>
+        <m:limLow>
           <m:e>
             <m:r>
               <m:t>x</m:t>
             </m:r>
           </m:e>
-        </m:acc>
+          <m:lim>
+            <m:r>
+              <m:rPr>
+                <m:sty m:val="p"/>
+              </m:rPr>
+              <m:t>∼</m:t>
+            </m:r>
+          </m:lim>
+        </m:limLow>
         <m:sSup>
           <m:e>
             <m:r>
@@ -41733,16 +42063,21 @@
           </m:rPr>
           <m:t>(</m:t>
         </m:r>
-        <m:acc>
-          <m:accPr>
-            <m:chr m:val="̃"/>
-          </m:accPr>
+        <m:limLow>
           <m:e>
             <m:r>
               <m:t>x</m:t>
             </m:r>
           </m:e>
-        </m:acc>
+          <m:lim>
+            <m:r>
+              <m:rPr>
+                <m:sty m:val="p"/>
+              </m:rPr>
+              <m:t>∼</m:t>
+            </m:r>
+          </m:lim>
+        </m:limLow>
         <m:r>
           <m:rPr>
             <m:sty m:val="p"/>
@@ -41805,16 +42140,21 @@
         <w:t xml:space="preserve"> </w:t>
       </w:r>
       <m:oMath>
-        <m:acc>
-          <m:accPr>
-            <m:chr m:val="̃"/>
-          </m:accPr>
+        <m:limLow>
           <m:e>
             <m:r>
               <m:t>X</m:t>
             </m:r>
           </m:e>
-        </m:acc>
+          <m:lim>
+            <m:r>
+              <m:rPr>
+                <m:sty m:val="p"/>
+              </m:rPr>
+              <m:t>∼</m:t>
+            </m:r>
+          </m:lim>
+        </m:limLow>
         <m:r>
           <m:rPr>
             <m:sty m:val="p"/>
@@ -41847,16 +42187,21 @@
             <m:grow/>
           </m:dPr>
           <m:e>
-            <m:acc>
-              <m:accPr>
-                <m:chr m:val="̃"/>
-              </m:accPr>
+            <m:limLow>
               <m:e>
                 <m:r>
                   <m:t>μ</m:t>
                 </m:r>
               </m:e>
-            </m:acc>
+              <m:lim>
+                <m:r>
+                  <m:rPr>
+                    <m:sty m:val="p"/>
+                  </m:rPr>
+                  <m:t>∼</m:t>
+                </m:r>
+              </m:lim>
+            </m:limLow>
             <m:r>
               <m:rPr>
                 <m:sty m:val="p"/>
@@ -41980,16 +42325,21 @@
         <w:t xml:space="preserve"> </w:t>
       </w:r>
       <m:oMath>
-        <m:acc>
-          <m:accPr>
-            <m:chr m:val="̃"/>
-          </m:accPr>
+        <m:limLow>
           <m:e>
             <m:r>
               <m:t>X</m:t>
             </m:r>
           </m:e>
-        </m:acc>
+          <m:lim>
+            <m:r>
+              <m:rPr>
+                <m:sty m:val="p"/>
+              </m:rPr>
+              <m:t>∼</m:t>
+            </m:r>
+          </m:lim>
+        </m:limLow>
       </m:oMath>
       <w:r>
         <w:t xml:space="preserve"> </w:t>
@@ -42549,32 +42899,42 @@
                 </m:rPr>
                 <m:t>(</m:t>
               </m:r>
-              <m:acc>
-                <m:accPr>
-                  <m:chr m:val="̃"/>
-                </m:accPr>
+              <m:limLow>
                 <m:e>
                   <m:r>
                     <m:t>X</m:t>
                   </m:r>
                 </m:e>
-              </m:acc>
+                <m:lim>
+                  <m:r>
+                    <m:rPr>
+                      <m:sty m:val="p"/>
+                    </m:rPr>
+                    <m:t>∼</m:t>
+                  </m:r>
+                </m:lim>
+              </m:limLow>
               <m:r>
                 <m:rPr>
                   <m:sty m:val="p"/>
                 </m:rPr>
                 <m:t>=</m:t>
               </m:r>
-              <m:acc>
-                <m:accPr>
-                  <m:chr m:val="̃"/>
-                </m:accPr>
+              <m:limLow>
                 <m:e>
                   <m:r>
                     <m:t>x</m:t>
                   </m:r>
                 </m:e>
-              </m:acc>
+                <m:lim>
+                  <m:r>
+                    <m:rPr>
+                      <m:sty m:val="p"/>
+                    </m:rPr>
+                    <m:t>∼</m:t>
+                  </m:r>
+                </m:lim>
+              </m:limLow>
               <m:r>
                 <m:rPr>
                   <m:sty m:val="p"/>
@@ -43418,16 +43778,21 @@
         <w:t xml:space="preserve"> </w:t>
       </w:r>
       <m:oMath>
-        <m:acc>
-          <m:accPr>
-            <m:chr m:val="̃"/>
-          </m:accPr>
+        <m:limLow>
           <m:e>
             <m:r>
               <m:t>X</m:t>
             </m:r>
           </m:e>
-        </m:acc>
+          <m:lim>
+            <m:r>
+              <m:rPr>
+                <m:sty m:val="p"/>
+              </m:rPr>
+              <m:t>∼</m:t>
+            </m:r>
+          </m:lim>
+        </m:limLow>
         <m:r>
           <m:rPr>
             <m:sty m:val="p"/>
@@ -43460,16 +43825,21 @@
             <m:grow/>
           </m:dPr>
           <m:e>
-            <m:acc>
-              <m:accPr>
-                <m:chr m:val="̃"/>
-              </m:accPr>
+            <m:limLow>
               <m:e>
                 <m:r>
                   <m:t>μ</m:t>
                 </m:r>
               </m:e>
-            </m:acc>
+              <m:lim>
+                <m:r>
+                  <m:rPr>
+                    <m:sty m:val="p"/>
+                  </m:rPr>
+                  <m:t>∼</m:t>
+                </m:r>
+              </m:lim>
+            </m:limLow>
             <m:r>
               <m:rPr>
                 <m:sty m:val="p"/>
@@ -43725,16 +44095,21 @@
             <m:grow/>
           </m:dPr>
           <m:e>
-            <m:acc>
-              <m:accPr>
-                <m:chr m:val="̃"/>
-              </m:accPr>
+            <m:limLow>
               <m:e>
                 <m:r>
                   <m:t>X</m:t>
                 </m:r>
               </m:e>
-            </m:acc>
+              <m:lim>
+                <m:r>
+                  <m:rPr>
+                    <m:sty m:val="p"/>
+                  </m:rPr>
+                  <m:t>∼</m:t>
+                </m:r>
+              </m:lim>
+            </m:limLow>
           </m:e>
         </m:d>
         <m:r>
@@ -44564,16 +44939,21 @@
       <m:oMath>
         <m:sSub>
           <m:e>
-            <m:acc>
-              <m:accPr>
-                <m:chr m:val="̃"/>
-              </m:accPr>
+            <m:limLow>
               <m:e>
                 <m:r>
                   <m:t>q</m:t>
                 </m:r>
               </m:e>
-            </m:acc>
+              <m:lim>
+                <m:r>
+                  <m:rPr>
+                    <m:sty m:val="p"/>
+                  </m:rPr>
+                  <m:t>∼</m:t>
+                </m:r>
+              </m:lim>
+            </m:limLow>
           </m:e>
           <m:sub>
             <m:r>
@@ -44601,16 +44981,21 @@
         </m:r>
         <m:sSub>
           <m:e>
-            <m:acc>
-              <m:accPr>
-                <m:chr m:val="̃"/>
-              </m:accPr>
+            <m:limLow>
               <m:e>
                 <m:r>
                   <m:t>q</m:t>
                 </m:r>
               </m:e>
-            </m:acc>
+              <m:lim>
+                <m:r>
+                  <m:rPr>
+                    <m:sty m:val="p"/>
+                  </m:rPr>
+                  <m:t>∼</m:t>
+                </m:r>
+              </m:lim>
+            </m:limLow>
           </m:e>
           <m:sub>
             <m:r>
@@ -44720,16 +45105,21 @@
             </m:rPr>
             <m:t>(</m:t>
           </m:r>
-          <m:acc>
-            <m:accPr>
-              <m:chr m:val="̃"/>
-            </m:accPr>
+          <m:limLow>
             <m:e>
               <m:r>
                 <m:t>x</m:t>
               </m:r>
             </m:e>
-          </m:acc>
+            <m:lim>
+              <m:r>
+                <m:rPr>
+                  <m:sty m:val="p"/>
+                </m:rPr>
+                <m:t>∼</m:t>
+              </m:r>
+            </m:lim>
+          </m:limLow>
           <m:sSup>
             <m:e>
               <m:r>
@@ -44798,16 +45188,21 @@
                         <m:e>
                           <m:sSub>
                             <m:e>
-                              <m:acc>
-                                <m:accPr>
-                                  <m:chr m:val="̃"/>
-                                </m:accPr>
+                              <m:limLow>
                                 <m:e>
                                   <m:r>
                                     <m:t>q</m:t>
                                   </m:r>
                                 </m:e>
-                              </m:acc>
+                                <m:lim>
+                                  <m:r>
+                                    <m:rPr>
+                                      <m:sty m:val="p"/>
+                                    </m:rPr>
+                                    <m:t>∼</m:t>
+                                  </m:r>
+                                </m:lim>
+                              </m:limLow>
                             </m:e>
                             <m:sub>
                               <m:r>
@@ -44831,32 +45226,42 @@
                         </m:rPr>
                         <m:t>(</m:t>
                       </m:r>
-                      <m:acc>
-                        <m:accPr>
-                          <m:chr m:val="̃"/>
-                        </m:accPr>
+                      <m:limLow>
                         <m:e>
                           <m:r>
                             <m:t>x</m:t>
                           </m:r>
                         </m:e>
-                      </m:acc>
+                        <m:lim>
+                          <m:r>
+                            <m:rPr>
+                              <m:sty m:val="p"/>
+                            </m:rPr>
+                            <m:t>∼</m:t>
+                          </m:r>
+                        </m:lim>
+                      </m:limLow>
                       <m:r>
                         <m:rPr>
                           <m:sty m:val="p"/>
                         </m:rPr>
                         <m:t>−</m:t>
                       </m:r>
-                      <m:acc>
-                        <m:accPr>
-                          <m:chr m:val="̃"/>
-                        </m:accPr>
+                      <m:limLow>
                         <m:e>
                           <m:r>
                             <m:t>μ</m:t>
                           </m:r>
                         </m:e>
-                      </m:acc>
+                        <m:lim>
+                          <m:r>
+                            <m:rPr>
+                              <m:sty m:val="p"/>
+                            </m:rPr>
+                            <m:t>∼</m:t>
+                          </m:r>
+                        </m:lim>
+                      </m:limLow>
                       <m:r>
                         <m:rPr>
                           <m:sty m:val="p"/>
@@ -44920,16 +45325,21 @@
         <w:t xml:space="preserve"> </w:t>
       </w:r>
       <m:oMath>
-        <m:acc>
-          <m:accPr>
-            <m:chr m:val="̃"/>
-          </m:accPr>
+        <m:limLow>
           <m:e>
             <m:r>
               <m:t>y</m:t>
             </m:r>
           </m:e>
-        </m:acc>
+          <m:lim>
+            <m:r>
+              <m:rPr>
+                <m:sty m:val="p"/>
+              </m:rPr>
+              <m:t>∼</m:t>
+            </m:r>
+          </m:lim>
+        </m:limLow>
         <m:r>
           <m:rPr>
             <m:sty m:val="p"/>
@@ -44960,32 +45370,42 @@
           </m:rPr>
           <m:t>(</m:t>
         </m:r>
-        <m:acc>
-          <m:accPr>
-            <m:chr m:val="̃"/>
-          </m:accPr>
+        <m:limLow>
           <m:e>
             <m:r>
               <m:t>x</m:t>
             </m:r>
           </m:e>
-        </m:acc>
+          <m:lim>
+            <m:r>
+              <m:rPr>
+                <m:sty m:val="p"/>
+              </m:rPr>
+              <m:t>∼</m:t>
+            </m:r>
+          </m:lim>
+        </m:limLow>
         <m:r>
           <m:rPr>
             <m:sty m:val="p"/>
           </m:rPr>
           <m:t>−</m:t>
         </m:r>
-        <m:acc>
-          <m:accPr>
-            <m:chr m:val="̃"/>
-          </m:accPr>
+        <m:limLow>
           <m:e>
             <m:r>
               <m:t>μ</m:t>
             </m:r>
           </m:e>
-        </m:acc>
+          <m:lim>
+            <m:r>
+              <m:rPr>
+                <m:sty m:val="p"/>
+              </m:rPr>
+              <m:t>∼</m:t>
+            </m:r>
+          </m:lim>
+        </m:limLow>
         <m:r>
           <m:rPr>
             <m:sty m:val="p"/>
@@ -45039,16 +45459,21 @@
           <m:e>
             <m:sSub>
               <m:e>
-                <m:acc>
-                  <m:accPr>
-                    <m:chr m:val="̃"/>
-                  </m:accPr>
+                <m:limLow>
                   <m:e>
                     <m:r>
                       <m:t>q</m:t>
                     </m:r>
                   </m:e>
-                </m:acc>
+                  <m:lim>
+                    <m:r>
+                      <m:rPr>
+                        <m:sty m:val="p"/>
+                      </m:rPr>
+                      <m:t>∼</m:t>
+                    </m:r>
+                  </m:lim>
+                </m:limLow>
               </m:e>
               <m:sub>
                 <m:r>
@@ -45072,32 +45497,42 @@
           </m:rPr>
           <m:t>(</m:t>
         </m:r>
-        <m:acc>
-          <m:accPr>
-            <m:chr m:val="̃"/>
-          </m:accPr>
+        <m:limLow>
           <m:e>
             <m:r>
               <m:t>x</m:t>
             </m:r>
           </m:e>
-        </m:acc>
+          <m:lim>
+            <m:r>
+              <m:rPr>
+                <m:sty m:val="p"/>
+              </m:rPr>
+              <m:t>∼</m:t>
+            </m:r>
+          </m:lim>
+        </m:limLow>
         <m:r>
           <m:rPr>
             <m:sty m:val="p"/>
           </m:rPr>
           <m:t>−</m:t>
         </m:r>
-        <m:acc>
-          <m:accPr>
-            <m:chr m:val="̃"/>
-          </m:accPr>
+        <m:limLow>
           <m:e>
             <m:r>
               <m:t>μ</m:t>
             </m:r>
           </m:e>
-        </m:acc>
+          <m:lim>
+            <m:r>
+              <m:rPr>
+                <m:sty m:val="p"/>
+              </m:rPr>
+              <m:t>∼</m:t>
+            </m:r>
+          </m:lim>
+        </m:limLow>
         <m:r>
           <m:rPr>
             <m:sty m:val="p"/>
@@ -45267,16 +45702,21 @@
                 </m:rPr>
                 <m:t>(</m:t>
               </m:r>
-              <m:acc>
-                <m:accPr>
-                  <m:chr m:val="̃"/>
-                </m:accPr>
+              <m:limLow>
                 <m:e>
                   <m:r>
                     <m:t>x</m:t>
                   </m:r>
                 </m:e>
-              </m:acc>
+                <m:lim>
+                  <m:r>
+                    <m:rPr>
+                      <m:sty m:val="p"/>
+                    </m:rPr>
+                    <m:t>∼</m:t>
+                  </m:r>
+                </m:lim>
+              </m:limLow>
               <m:sSup>
                 <m:e>
                   <m:r>
@@ -45309,32 +45749,42 @@
                     </m:rPr>
                     <m:t>(</m:t>
                   </m:r>
-                  <m:acc>
-                    <m:accPr>
-                      <m:chr m:val="̃"/>
-                    </m:accPr>
+                  <m:limLow>
                     <m:e>
                       <m:r>
                         <m:t>x</m:t>
                       </m:r>
                     </m:e>
-                  </m:acc>
+                    <m:lim>
+                      <m:r>
+                        <m:rPr>
+                          <m:sty m:val="p"/>
+                        </m:rPr>
+                        <m:t>∼</m:t>
+                      </m:r>
+                    </m:lim>
+                  </m:limLow>
                   <m:r>
                     <m:rPr>
                       <m:sty m:val="p"/>
                     </m:rPr>
                     <m:t>−</m:t>
                   </m:r>
-                  <m:acc>
-                    <m:accPr>
-                      <m:chr m:val="̃"/>
-                    </m:accPr>
+                  <m:limLow>
                     <m:e>
                       <m:r>
                         <m:t>μ</m:t>
                       </m:r>
                     </m:e>
-                  </m:acc>
+                    <m:lim>
+                      <m:r>
+                        <m:rPr>
+                          <m:sty m:val="p"/>
+                        </m:rPr>
+                        <m:t>∼</m:t>
+                      </m:r>
+                    </m:lim>
+                  </m:limLow>
                   <m:r>
                     <m:rPr>
                       <m:sty m:val="p"/>
@@ -45402,32 +45852,42 @@
                 </m:rPr>
                 <m:t>(</m:t>
               </m:r>
-              <m:acc>
-                <m:accPr>
-                  <m:chr m:val="̃"/>
-                </m:accPr>
+              <m:limLow>
                 <m:e>
                   <m:r>
                     <m:t>x</m:t>
                   </m:r>
                 </m:e>
-              </m:acc>
+                <m:lim>
+                  <m:r>
+                    <m:rPr>
+                      <m:sty m:val="p"/>
+                    </m:rPr>
+                    <m:t>∼</m:t>
+                  </m:r>
+                </m:lim>
+              </m:limLow>
               <m:r>
                 <m:rPr>
                   <m:sty m:val="p"/>
                 </m:rPr>
                 <m:t>−</m:t>
               </m:r>
-              <m:acc>
-                <m:accPr>
-                  <m:chr m:val="̃"/>
-                </m:accPr>
+              <m:limLow>
                 <m:e>
                   <m:r>
                     <m:t>μ</m:t>
                   </m:r>
                 </m:e>
-              </m:acc>
+                <m:lim>
+                  <m:r>
+                    <m:rPr>
+                      <m:sty m:val="p"/>
+                    </m:rPr>
+                    <m:t>∼</m:t>
+                  </m:r>
+                </m:lim>
+              </m:limLow>
               <m:r>
                 <m:rPr>
                   <m:sty m:val="p"/>
@@ -45488,16 +45948,21 @@
               </m:r>
               <m:sSup>
                 <m:e>
-                  <m:acc>
-                    <m:accPr>
-                      <m:chr m:val="̃"/>
-                    </m:accPr>
+                  <m:limLow>
                     <m:e>
                       <m:r>
                         <m:t>y</m:t>
                       </m:r>
                     </m:e>
-                  </m:acc>
+                    <m:lim>
+                      <m:r>
+                        <m:rPr>
+                          <m:sty m:val="p"/>
+                        </m:rPr>
+                        <m:t>∼</m:t>
+                      </m:r>
+                    </m:lim>
+                  </m:limLow>
                 </m:e>
                 <m:sup>
                   <m:r>
@@ -45529,16 +45994,21 @@
                   </m:r>
                 </m:sup>
               </m:sSup>
-              <m:acc>
-                <m:accPr>
-                  <m:chr m:val="̃"/>
-                </m:accPr>
+              <m:limLow>
                 <m:e>
                   <m:r>
                     <m:t>y</m:t>
                   </m:r>
                 </m:e>
-              </m:acc>
+                <m:lim>
+                  <m:r>
+                    <m:rPr>
+                      <m:sty m:val="p"/>
+                    </m:rPr>
+                    <m:t>∼</m:t>
+                  </m:r>
+                </m:lim>
+              </m:limLow>
               <m:r>
                 <m:t>&amp;</m:t>
               </m:r>
@@ -45560,32 +46030,42 @@
                     </m:rPr>
                     <m:t>(</m:t>
                   </m:r>
-                  <m:acc>
-                    <m:accPr>
-                      <m:chr m:val="̃"/>
-                    </m:accPr>
+                  <m:limLow>
                     <m:e>
                       <m:r>
                         <m:t>x</m:t>
                       </m:r>
                     </m:e>
-                  </m:acc>
+                    <m:lim>
+                      <m:r>
+                        <m:rPr>
+                          <m:sty m:val="p"/>
+                        </m:rPr>
+                        <m:t>∼</m:t>
+                      </m:r>
+                    </m:lim>
+                  </m:limLow>
                   <m:r>
                     <m:rPr>
                       <m:sty m:val="p"/>
                     </m:rPr>
                     <m:t>−</m:t>
                   </m:r>
-                  <m:acc>
-                    <m:accPr>
-                      <m:chr m:val="̃"/>
-                    </m:accPr>
+                  <m:limLow>
                     <m:e>
                       <m:r>
                         <m:t>μ</m:t>
                       </m:r>
                     </m:e>
-                  </m:acc>
+                    <m:lim>
+                      <m:r>
+                        <m:rPr>
+                          <m:sty m:val="p"/>
+                        </m:rPr>
+                        <m:t>∼</m:t>
+                      </m:r>
+                    </m:lim>
+                  </m:limLow>
                   <m:r>
                     <m:rPr>
                       <m:sty m:val="p"/>
@@ -45616,16 +46096,21 @@
               </m:r>
               <m:sSup>
                 <m:e>
-                  <m:acc>
-                    <m:accPr>
-                      <m:chr m:val="̃"/>
-                    </m:accPr>
+                  <m:limLow>
                     <m:e>
                       <m:r>
                         <m:t>y</m:t>
                       </m:r>
                     </m:e>
-                  </m:acc>
+                    <m:lim>
+                      <m:r>
+                        <m:rPr>
+                          <m:sty m:val="p"/>
+                        </m:rPr>
+                        <m:t>∼</m:t>
+                      </m:r>
+                    </m:lim>
+                  </m:limLow>
                 </m:e>
                 <m:sup>
                   <m:r>
@@ -45805,32 +46290,42 @@
         <w:t xml:space="preserve"> </w:t>
       </w:r>
       <m:oMath>
-        <m:acc>
-          <m:accPr>
-            <m:chr m:val="̃"/>
-          </m:accPr>
+        <m:limLow>
           <m:e>
             <m:r>
               <m:t>x</m:t>
             </m:r>
           </m:e>
-        </m:acc>
+          <m:lim>
+            <m:r>
+              <m:rPr>
+                <m:sty m:val="p"/>
+              </m:rPr>
+              <m:t>∼</m:t>
+            </m:r>
+          </m:lim>
+        </m:limLow>
         <m:r>
           <m:rPr>
             <m:sty m:val="p"/>
           </m:rPr>
           <m:t>−</m:t>
         </m:r>
-        <m:acc>
-          <m:accPr>
-            <m:chr m:val="̃"/>
-          </m:accPr>
+        <m:limLow>
           <m:e>
             <m:r>
               <m:t>μ</m:t>
             </m:r>
           </m:e>
-        </m:acc>
+          <m:lim>
+            <m:r>
+              <m:rPr>
+                <m:sty m:val="p"/>
+              </m:rPr>
+              <m:t>∼</m:t>
+            </m:r>
+          </m:lim>
+        </m:limLow>
       </m:oMath>
       <w:r>
         <w:t xml:space="preserve"> </w:t>
@@ -45844,16 +46339,21 @@
       <m:oMath>
         <m:sSub>
           <m:e>
-            <m:acc>
-              <m:accPr>
-                <m:chr m:val="̃"/>
-              </m:accPr>
+            <m:limLow>
               <m:e>
                 <m:r>
                   <m:t>q</m:t>
                 </m:r>
               </m:e>
-            </m:acc>
+              <m:lim>
+                <m:r>
+                  <m:rPr>
+                    <m:sty m:val="p"/>
+                  </m:rPr>
+                  <m:t>∼</m:t>
+                </m:r>
+              </m:lim>
+            </m:limLow>
           </m:e>
           <m:sub>
             <m:r>
@@ -45889,16 +46389,21 @@
         <w:t xml:space="preserve"> </w:t>
       </w:r>
       <m:oMath>
-        <m:acc>
-          <m:accPr>
-            <m:chr m:val="̃"/>
-          </m:accPr>
+        <m:limLow>
           <m:e>
             <m:r>
               <m:t>μ</m:t>
             </m:r>
           </m:e>
-        </m:acc>
+          <m:lim>
+            <m:r>
+              <m:rPr>
+                <m:sty m:val="p"/>
+              </m:rPr>
+              <m:t>∼</m:t>
+            </m:r>
+          </m:lim>
+        </m:limLow>
       </m:oMath>
       <w:r>
         <w:t xml:space="preserve">,</w:t>
@@ -45953,16 +46458,21 @@
         <w:t xml:space="preserve"> </w:t>
       </w:r>
       <m:oMath>
-        <m:acc>
-          <m:accPr>
-            <m:chr m:val="̃"/>
-          </m:accPr>
+        <m:limLow>
           <m:e>
             <m:r>
               <m:t>μ</m:t>
             </m:r>
           </m:e>
-        </m:acc>
+          <m:lim>
+            <m:r>
+              <m:rPr>
+                <m:sty m:val="p"/>
+              </m:rPr>
+              <m:t>∼</m:t>
+            </m:r>
+          </m:lim>
+        </m:limLow>
       </m:oMath>
       <w:r>
         <w:t xml:space="preserve">,</w:t>
@@ -46030,16 +46540,21 @@
       <m:oMath>
         <m:sSub>
           <m:e>
-            <m:acc>
-              <m:accPr>
-                <m:chr m:val="̃"/>
-              </m:accPr>
+            <m:limLow>
               <m:e>
                 <m:r>
                   <m:t>q</m:t>
                 </m:r>
               </m:e>
-            </m:acc>
+              <m:lim>
+                <m:r>
+                  <m:rPr>
+                    <m:sty m:val="p"/>
+                  </m:rPr>
+                  <m:t>∼</m:t>
+                </m:r>
+              </m:lim>
+            </m:limLow>
           </m:e>
           <m:sub>
             <m:r>
@@ -46074,32 +46589,42 @@
         <w:t xml:space="preserve"> </w:t>
       </w:r>
       <m:oMath>
-        <m:acc>
-          <m:accPr>
-            <m:chr m:val="̃"/>
-          </m:accPr>
+        <m:limLow>
           <m:e>
             <m:r>
               <m:t>μ</m:t>
             </m:r>
           </m:e>
-        </m:acc>
+          <m:lim>
+            <m:r>
+              <m:rPr>
+                <m:sty m:val="p"/>
+              </m:rPr>
+              <m:t>∼</m:t>
+            </m:r>
+          </m:lim>
+        </m:limLow>
         <m:r>
           <m:rPr>
             <m:sty m:val="p"/>
           </m:rPr>
           <m:t>=</m:t>
         </m:r>
-        <m:acc>
-          <m:accPr>
-            <m:chr m:val="̃"/>
-          </m:accPr>
+        <m:limLow>
           <m:e>
             <m:r>
               <m:t>0</m:t>
             </m:r>
           </m:e>
-        </m:acc>
+          <m:lim>
+            <m:r>
+              <m:rPr>
+                <m:sty m:val="p"/>
+              </m:rPr>
+              <m:t>∼</m:t>
+            </m:r>
+          </m:lim>
+        </m:limLow>
       </m:oMath>
       <w:r>
         <w:t xml:space="preserve"> </w:t>
@@ -46224,16 +46749,21 @@
       <m:oMath>
         <m:sSub>
           <m:e>
-            <m:acc>
-              <m:accPr>
-                <m:chr m:val="̃"/>
-              </m:accPr>
+            <m:limLow>
               <m:e>
                 <m:r>
                   <m:t>q</m:t>
                 </m:r>
               </m:e>
-            </m:acc>
+              <m:lim>
+                <m:r>
+                  <m:rPr>
+                    <m:sty m:val="p"/>
+                  </m:rPr>
+                  <m:t>∼</m:t>
+                </m:r>
+              </m:lim>
+            </m:limLow>
           </m:e>
           <m:sub>
             <m:r>
@@ -46319,16 +46849,21 @@
       <m:oMath>
         <m:sSub>
           <m:e>
-            <m:acc>
-              <m:accPr>
-                <m:chr m:val="̃"/>
-              </m:accPr>
+            <m:limLow>
               <m:e>
                 <m:r>
                   <m:t>q</m:t>
                 </m:r>
               </m:e>
-            </m:acc>
+              <m:lim>
+                <m:r>
+                  <m:rPr>
+                    <m:sty m:val="p"/>
+                  </m:rPr>
+                  <m:t>∼</m:t>
+                </m:r>
+              </m:lim>
+            </m:limLow>
           </m:e>
           <m:sub>
             <m:r>
@@ -46467,16 +47002,21 @@
             </m:rPr>
             <m:t>(</m:t>
           </m:r>
-          <m:acc>
-            <m:accPr>
-              <m:chr m:val="̃"/>
-            </m:accPr>
+          <m:limLow>
             <m:e>
               <m:r>
                 <m:t>x</m:t>
               </m:r>
             </m:e>
-          </m:acc>
+            <m:lim>
+              <m:r>
+                <m:rPr>
+                  <m:sty m:val="p"/>
+                </m:rPr>
+                <m:t>∼</m:t>
+              </m:r>
+            </m:lim>
+          </m:limLow>
           <m:sSup>
             <m:e>
               <m:r>
@@ -46670,16 +47210,21 @@
         <m:oMath>
           <m:eqArr>
             <m:e>
-              <m:acc>
-                <m:accPr>
-                  <m:chr m:val="̃"/>
-                </m:accPr>
+              <m:limLow>
                 <m:e>
                   <m:r>
                     <m:t>x</m:t>
                   </m:r>
                 </m:e>
-              </m:acc>
+                <m:lim>
+                  <m:r>
+                    <m:rPr>
+                      <m:sty m:val="p"/>
+                    </m:rPr>
+                    <m:t>∼</m:t>
+                  </m:r>
+                </m:lim>
+              </m:limLow>
               <m:r>
                 <m:t>&amp;</m:t>
               </m:r>
@@ -46705,16 +47250,21 @@
               </m:r>
               <m:sSub>
                 <m:e>
-                  <m:acc>
-                    <m:accPr>
-                      <m:chr m:val="̃"/>
-                    </m:accPr>
+                  <m:limLow>
                     <m:e>
                       <m:r>
                         <m:t>q</m:t>
                       </m:r>
                     </m:e>
-                  </m:acc>
+                    <m:lim>
+                      <m:r>
+                        <m:rPr>
+                          <m:sty m:val="p"/>
+                        </m:rPr>
+                        <m:t>∼</m:t>
+                      </m:r>
+                    </m:lim>
+                  </m:limLow>
                 </m:e>
                 <m:sub>
                   <m:r>
@@ -46933,16 +47483,21 @@
                 </m:rPr>
                 <m:t>(</m:t>
               </m:r>
-              <m:acc>
-                <m:accPr>
-                  <m:chr m:val="̃"/>
-                </m:accPr>
+              <m:limLow>
                 <m:e>
                   <m:r>
                     <m:t>x</m:t>
                   </m:r>
                 </m:e>
-              </m:acc>
+                <m:lim>
+                  <m:r>
+                    <m:rPr>
+                      <m:sty m:val="p"/>
+                    </m:rPr>
+                    <m:t>∼</m:t>
+                  </m:r>
+                </m:lim>
+              </m:limLow>
               <m:sSup>
                 <m:e>
                   <m:r>
@@ -47015,16 +47570,21 @@
         <w:t xml:space="preserve"> </w:t>
       </w:r>
       <m:oMath>
-        <m:acc>
-          <m:accPr>
-            <m:chr m:val="̃"/>
-          </m:accPr>
+        <m:limLow>
           <m:e>
             <m:r>
               <m:t>x</m:t>
             </m:r>
           </m:e>
-        </m:acc>
+          <m:lim>
+            <m:r>
+              <m:rPr>
+                <m:sty m:val="p"/>
+              </m:rPr>
+              <m:t>∼</m:t>
+            </m:r>
+          </m:lim>
+        </m:limLow>
         <m:r>
           <m:rPr>
             <m:sty m:val="p"/>
@@ -47033,16 +47593,21 @@
         </m:r>
         <m:sSub>
           <m:e>
-            <m:acc>
-              <m:accPr>
-                <m:chr m:val="̃"/>
-              </m:accPr>
+            <m:limLow>
               <m:e>
                 <m:r>
                   <m:t>q</m:t>
                 </m:r>
               </m:e>
-            </m:acc>
+              <m:lim>
+                <m:r>
+                  <m:rPr>
+                    <m:sty m:val="p"/>
+                  </m:rPr>
+                  <m:t>∼</m:t>
+                </m:r>
+              </m:lim>
+            </m:limLow>
           </m:e>
           <m:sub>
             <m:r>
@@ -47186,16 +47751,21 @@
                 </m:rPr>
                 <m:t>(</m:t>
               </m:r>
-              <m:acc>
-                <m:accPr>
-                  <m:chr m:val="̃"/>
-                </m:accPr>
+              <m:limLow>
                 <m:e>
                   <m:r>
                     <m:t>x</m:t>
                   </m:r>
                 </m:e>
-              </m:acc>
+                <m:lim>
+                  <m:r>
+                    <m:rPr>
+                      <m:sty m:val="p"/>
+                    </m:rPr>
+                    <m:t>∼</m:t>
+                  </m:r>
+                </m:lim>
+              </m:limLow>
               <m:sSup>
                 <m:e>
                   <m:r>
@@ -47280,16 +47850,21 @@
           </m:rPr>
           <m:t>(</m:t>
         </m:r>
-        <m:acc>
-          <m:accPr>
-            <m:chr m:val="̃"/>
-          </m:accPr>
+        <m:limLow>
           <m:e>
             <m:r>
               <m:t>x</m:t>
             </m:r>
           </m:e>
-        </m:acc>
+          <m:lim>
+            <m:r>
+              <m:rPr>
+                <m:sty m:val="p"/>
+              </m:rPr>
+              <m:t>∼</m:t>
+            </m:r>
+          </m:lim>
+        </m:limLow>
         <m:r>
           <m:rPr>
             <m:sty m:val="p"/>
@@ -47342,16 +47917,21 @@
             <m:grow/>
           </m:dPr>
           <m:e>
-            <m:acc>
-              <m:accPr>
-                <m:chr m:val="̃"/>
-              </m:accPr>
+            <m:limLow>
               <m:e>
                 <m:r>
                   <m:t>0</m:t>
                 </m:r>
               </m:e>
-            </m:acc>
+              <m:lim>
+                <m:r>
+                  <m:rPr>
+                    <m:sty m:val="p"/>
+                  </m:rPr>
+                  <m:t>∼</m:t>
+                </m:r>
+              </m:lim>
+            </m:limLow>
             <m:r>
               <m:rPr>
                 <m:sty m:val="p"/>

--- a/pr-preview/pr-185/distributions.docx
+++ b/pr-preview/pr-185/distributions.docx
@@ -15,7 +15,7 @@
         <w:pStyle w:val="Date"/>
       </w:pPr>
       <w:r>
-        <w:t xml:space="preserve">Last modified: 2026-10-16 02:24:44 (PDT)</w:t>
+        <w:t xml:space="preserve">Last modified: 2026-10-16 02:44:56 (PDT)</w:t>
       </w:r>
     </w:p>
     <w:p>

--- a/pr-preview/pr-185/distributions.docx
+++ b/pr-preview/pr-185/distributions.docx
@@ -15,7 +15,7 @@
         <w:pStyle w:val="Date"/>
       </w:pPr>
       <w:r>
-        <w:t xml:space="preserve">Last modified: 2026-10-16 02:44:56 (PDT)</w:t>
+        <w:t xml:space="preserve">Last modified: 2026-10-16 02:58:15 (PDT)</w:t>
       </w:r>
     </w:p>
     <w:p>
